--- a/dist/WAREHOUSE_LABEL_RU.docx
+++ b/dist/WAREHOUSE_LABEL_RU.docx
@@ -13,7 +13,7 @@
           <w:color w:val="1F497D"/>
           <w:sz w:val="32"/>
         </w:rPr>
-        <w:t>Кириллица на Urovo</w:t>
+        <w:t>Кириллица на Urovo  •  v2</w:t>
       </w:r>
     </w:p>
     <w:p>
@@ -40,7 +40,7 @@
           <w:b/>
           <w:sz w:val="24"/>
         </w:rPr>
-        <w:t>Переключение языка:</w:t>
+        <w:t>Жесты с пробелом:</w:t>
       </w:r>
     </w:p>
     <w:p>
@@ -52,9 +52,23 @@
           <w:rFonts w:ascii="Calibri" w:hAnsi="Calibri" w:cs="Calibri"/>
           <w:b/>
           <w:color w:val="C00000"/>
-          <w:sz w:val="24"/>
+          <w:sz w:val="22"/>
         </w:rPr>
-        <w:t>⏎ Удерживайте ПРОБЕЛ ½ секунды → EN ⇄ РУ</w:t>
+        <w:t>⏎ Удерживайте ПРОБЕЛ ½ сек → EN ⇄ РУ</w:t>
+      </w:r>
+    </w:p>
+    <w:p>
+      <w:pPr>
+        <w:jc w:val="center"/>
+      </w:pPr>
+      <w:r>
+        <w:rPr>
+          <w:rFonts w:ascii="Calibri" w:hAnsi="Calibri" w:cs="Calibri"/>
+          <w:b/>
+          <w:color w:val="C00000"/>
+          <w:sz w:val="22"/>
+        </w:rPr>
+        <w:t>⌨ Двойной ПРОБЕЛ (быстро) → показать/скрыть экранную клавиатуру</w:t>
       </w:r>
     </w:p>
     <w:p/>
@@ -2059,9 +2073,6 @@
       </w:r>
     </w:p>
     <w:p>
-      <w:pPr>
-        <w:jc w:val="left"/>
-      </w:pPr>
       <w:r>
         <w:rPr>
           <w:rFonts w:ascii="Calibri" w:hAnsi="Calibri" w:cs="Calibri"/>
@@ -2159,18 +2170,10 @@
       <w:r>
         <w:rPr>
           <w:rFonts w:ascii="Calibri" w:hAnsi="Calibri" w:cs="Calibri"/>
-          <w:b w:val="0"/>
-          <w:sz w:val="20"/>
-        </w:rPr>
-        <w:t xml:space="preserve">    </w:t>
-      </w:r>
-      <w:r>
-        <w:rPr>
-          <w:rFonts w:ascii="Calibri" w:hAnsi="Calibri" w:cs="Calibri"/>
           <w:b/>
           <w:sz w:val="20"/>
         </w:rPr>
-        <w:t>«.» = ь</w:t>
+        <w:t xml:space="preserve">    «.» = ь</w:t>
       </w:r>
       <w:r>
         <w:rPr>
@@ -2178,15 +2181,7 @@
           <w:b w:val="0"/>
           <w:sz w:val="20"/>
         </w:rPr>
-        <w:t xml:space="preserve">    </w:t>
-      </w:r>
-      <w:r>
-        <w:rPr>
-          <w:rFonts w:ascii="Calibri" w:hAnsi="Calibri" w:cs="Calibri"/>
-          <w:b w:val="0"/>
-          <w:sz w:val="20"/>
-        </w:rPr>
-        <w:t>Ctrl+, или Ctrl+. = настоящая запятая/точка</w:t>
+        <w:t xml:space="preserve">    Ctrl+, или Ctrl+. = настоящая запятая/точка</w:t>
       </w:r>
     </w:p>
     <w:p/>
@@ -2230,7 +2225,7 @@
           <w:b w:val="0"/>
           <w:sz w:val="18"/>
         </w:rPr>
-        <w:t>• Текущий режим виден в верхней строке состояния (значок «EN» или «РУ»).</w:t>
+        <w:t>• Текущий режим виден в верхней строке состояния («EN» или «РУ»).</w:t>
       </w:r>
     </w:p>
     <w:p>
@@ -2241,6 +2236,16 @@
           <w:sz w:val="18"/>
         </w:rPr>
         <w:t>• Сканер штрихкодов и все остальные кнопки работают как обычно.</w:t>
+      </w:r>
+    </w:p>
+    <w:p>
+      <w:r>
+        <w:rPr>
+          <w:rFonts w:ascii="Calibri" w:hAnsi="Calibri" w:cs="Calibri"/>
+          <w:b w:val="0"/>
+          <w:sz w:val="18"/>
+        </w:rPr>
+        <w:t>• Экранная клавиатура: ЙЦУКЕН + QWERTY, переключатель «РУ/EN» внизу слева.</w:t>
       </w:r>
     </w:p>
     <w:sectPr>

--- a/dist/WAREHOUSE_LABEL_RU.docx
+++ b/dist/WAREHOUSE_LABEL_RU.docx
@@ -68,7 +68,20 @@
           <w:color w:val="C00000"/>
           <w:sz w:val="22"/>
         </w:rPr>
-        <w:t>⌨ Двойной ПРОБЕЛ (быстро) → показать/скрыть экранную клавиатуру</w:t>
+        <w:t>⌨ Двойной ПРОБЕЛ (быстро) → показать / скрыть экранную клавиатуру</w:t>
+      </w:r>
+    </w:p>
+    <w:p>
+      <w:pPr>
+        <w:jc w:val="center"/>
+      </w:pPr>
+      <w:r>
+        <w:rPr>
+          <w:rFonts w:ascii="Calibri" w:hAnsi="Calibri" w:cs="Calibri"/>
+          <w:b w:val="0"/>
+          <w:sz w:val="18"/>
+        </w:rPr>
+        <w:t>(настройка экранной клавиатуры запоминается, в т.ч. после сна)</w:t>
       </w:r>
     </w:p>
     <w:p/>
@@ -2248,6 +2261,16 @@
         <w:t>• Экранная клавиатура: ЙЦУКЕН + QWERTY, переключатель «РУ/EN» внизу слева.</w:t>
       </w:r>
     </w:p>
+    <w:p>
+      <w:r>
+        <w:rPr>
+          <w:rFonts w:ascii="Calibri" w:hAnsi="Calibri" w:cs="Calibri"/>
+          <w:b w:val="0"/>
+          <w:sz w:val="18"/>
+        </w:rPr>
+        <w:t>• Если выключили двойным пробелом — она останется выключенной до следующего двойного пробела.</w:t>
+      </w:r>
+    </w:p>
     <w:sectPr>
       <w:pgSz w:w="12240" w:h="15840"/>
       <w:pgMar w:top="567" w:right="680" w:bottom="567" w:left="680" w:header="720" w:footer="720" w:gutter="0"/>

--- a/dist/WAREHOUSE_LABEL_RU.docx
+++ b/dist/WAREHOUSE_LABEL_RU.docx
@@ -4,6 +4,7 @@
   <w:body>
     <w:p>
       <w:pPr>
+        <w:spacing w:before="0" w:after="40" w:line="240" w:lineRule="auto"/>
         <w:jc w:val="center"/>
       </w:pPr>
       <w:r>
@@ -11,40 +12,14 @@
           <w:rFonts w:ascii="Calibri" w:hAnsi="Calibri" w:cs="Calibri"/>
           <w:b/>
           <w:color w:val="1F497D"/>
-          <w:sz w:val="32"/>
+          <w:sz w:val="20"/>
         </w:rPr>
-        <w:t>Кириллица на Urovo  •  v2</w:t>
+        <w:t>Кириллица Urovo RT40S</w:t>
       </w:r>
     </w:p>
     <w:p>
       <w:pPr>
-        <w:jc w:val="center"/>
-      </w:pPr>
-      <w:r>
-        <w:rPr>
-          <w:rFonts w:ascii="Calibri" w:hAnsi="Calibri" w:cs="Calibri"/>
-          <w:b w:val="0"/>
-          <w:sz w:val="22"/>
-        </w:rPr>
-        <w:t>Краткая инструкция</w:t>
-      </w:r>
-    </w:p>
-    <w:p/>
-    <w:p>
-      <w:pPr>
-        <w:jc w:val="center"/>
-      </w:pPr>
-      <w:r>
-        <w:rPr>
-          <w:rFonts w:ascii="Calibri" w:hAnsi="Calibri" w:cs="Calibri"/>
-          <w:b/>
-          <w:sz w:val="24"/>
-        </w:rPr>
-        <w:t>Жесты с пробелом:</w:t>
-      </w:r>
-    </w:p>
-    <w:p>
-      <w:pPr>
+        <w:spacing w:before="0" w:after="0" w:line="240" w:lineRule="auto"/>
         <w:jc w:val="center"/>
       </w:pPr>
       <w:r>
@@ -52,13 +27,14 @@
           <w:rFonts w:ascii="Calibri" w:hAnsi="Calibri" w:cs="Calibri"/>
           <w:b/>
           <w:color w:val="C00000"/>
-          <w:sz w:val="22"/>
+          <w:sz w:val="18"/>
         </w:rPr>
-        <w:t>⏎ Удерживайте ПРОБЕЛ ½ сек → EN ⇄ РУ</w:t>
+        <w:t>Удерж. ПРОБЕЛ ½с → EN ⇄ РУ</w:t>
       </w:r>
     </w:p>
     <w:p>
       <w:pPr>
+        <w:spacing w:before="0" w:after="60" w:line="240" w:lineRule="auto"/>
         <w:jc w:val="center"/>
       </w:pPr>
       <w:r>
@@ -66,189 +42,154 @@
           <w:rFonts w:ascii="Calibri" w:hAnsi="Calibri" w:cs="Calibri"/>
           <w:b/>
           <w:color w:val="C00000"/>
-          <w:sz w:val="22"/>
+          <w:sz w:val="18"/>
         </w:rPr>
-        <w:t>⌨ Двойной ПРОБЕЛ (быстро) → показать / скрыть экранную клавиатуру</w:t>
+        <w:t>2× ПРОБЕЛ → soft kbd on/off</w:t>
       </w:r>
     </w:p>
     <w:p>
       <w:pPr>
-        <w:jc w:val="center"/>
-      </w:pPr>
-      <w:r>
-        <w:rPr>
-          <w:rFonts w:ascii="Calibri" w:hAnsi="Calibri" w:cs="Calibri"/>
-          <w:b w:val="0"/>
-          <w:sz w:val="18"/>
-        </w:rPr>
-        <w:t>(настройка экранной клавиатуры запоминается, в т.ч. после сна)</w:t>
-      </w:r>
-    </w:p>
-    <w:p/>
-    <w:p>
-      <w:pPr>
+        <w:spacing w:before="0" w:after="40" w:line="240" w:lineRule="auto"/>
         <w:jc w:val="center"/>
       </w:pPr>
       <w:r>
         <w:rPr>
           <w:rFonts w:ascii="Calibri" w:hAnsi="Calibri" w:cs="Calibri"/>
           <w:b/>
-          <w:sz w:val="22"/>
+          <w:sz w:val="16"/>
         </w:rPr>
-        <w:t>Раскладка (РУ режим)</w:t>
+        <w:t>U=ю   Y=у   ,=ъ   .=ь   Q W X = латиница</w:t>
+      </w:r>
+    </w:p>
+    <w:p>
+      <w:pPr>
+        <w:spacing w:before="0" w:after="0" w:line="240" w:lineRule="auto"/>
+        <w:jc w:val="center"/>
+      </w:pPr>
+      <w:r>
+        <w:rPr>
+          <w:rFonts w:ascii="Calibri" w:hAnsi="Calibri" w:cs="Calibri"/>
+          <w:b/>
+          <w:sz w:val="14"/>
+        </w:rPr>
+        <w:t>+ Ctrl  (или Ctrl Ctrl для ЗАГЛАВНЫХ):</w:t>
       </w:r>
     </w:p>
     <w:tbl>
       <w:tblPr>
-        <w:tblStyle w:val="LightGrid-Accent1"/>
         <w:tblW w:type="auto" w:w="0"/>
         <w:jc w:val="center"/>
+        <w:tblLayout w:type="fixed"/>
         <w:tblLook w:firstColumn="1" w:firstRow="1" w:lastColumn="0" w:lastRow="0" w:noHBand="0" w:noVBand="1" w:val="04A0"/>
       </w:tblPr>
       <w:tblGrid>
-        <w:gridCol w:w="1813"/>
-        <w:gridCol w:w="1813"/>
-        <w:gridCol w:w="1813"/>
-        <w:gridCol w:w="1813"/>
-        <w:gridCol w:w="1813"/>
-        <w:gridCol w:w="1813"/>
+        <w:gridCol w:w="1134"/>
+        <w:gridCol w:w="1134"/>
+        <w:gridCol w:w="1134"/>
+        <w:gridCol w:w="1134"/>
       </w:tblGrid>
       <w:tr>
         <w:tc>
           <w:tcPr>
-            <w:tcW w:type="dxa" w:w="1813"/>
+            <w:tcW w:type="dxa" w:w="1077"/>
             <w:tcMar>
               <w:top w:w="20" w:type="dxa"/>
               <w:bottom w:w="20" w:type="dxa"/>
+              <w:left w:w="20" w:type="dxa"/>
+              <w:right w:w="20" w:type="dxa"/>
             </w:tcMar>
           </w:tcPr>
           <w:p>
             <w:pPr>
+              <w:spacing w:before="0" w:after="0"/>
               <w:jc w:val="center"/>
             </w:pPr>
             <w:r/>
             <w:r>
               <w:rPr>
                 <w:rFonts w:ascii="Calibri" w:hAnsi="Calibri" w:cs="Calibri"/>
-                <w:b/>
-                <w:sz w:val="18"/>
+                <w:b w:val="0"/>
+                <w:sz w:val="16"/>
               </w:rPr>
-              <w:t>Кл</w:t>
+              <w:t>A=э</w:t>
             </w:r>
           </w:p>
         </w:tc>
         <w:tc>
           <w:tcPr>
-            <w:tcW w:type="dxa" w:w="1813"/>
+            <w:tcW w:type="dxa" w:w="1077"/>
             <w:tcMar>
               <w:top w:w="20" w:type="dxa"/>
               <w:bottom w:w="20" w:type="dxa"/>
+              <w:left w:w="20" w:type="dxa"/>
+              <w:right w:w="20" w:type="dxa"/>
             </w:tcMar>
           </w:tcPr>
           <w:p>
             <w:pPr>
+              <w:spacing w:before="0" w:after="0"/>
               <w:jc w:val="center"/>
             </w:pPr>
             <w:r/>
             <w:r>
               <w:rPr>
                 <w:rFonts w:ascii="Calibri" w:hAnsi="Calibri" w:cs="Calibri"/>
-                <w:b/>
-                <w:sz w:val="18"/>
+                <w:b w:val="0"/>
+                <w:sz w:val="16"/>
               </w:rPr>
-              <w:t>РУ</w:t>
+              <w:t>C=ч</w:t>
             </w:r>
           </w:p>
         </w:tc>
         <w:tc>
           <w:tcPr>
-            <w:tcW w:type="dxa" w:w="1813"/>
+            <w:tcW w:type="dxa" w:w="1077"/>
             <w:tcMar>
               <w:top w:w="20" w:type="dxa"/>
               <w:bottom w:w="20" w:type="dxa"/>
+              <w:left w:w="20" w:type="dxa"/>
+              <w:right w:w="20" w:type="dxa"/>
             </w:tcMar>
           </w:tcPr>
           <w:p>
             <w:pPr>
+              <w:spacing w:before="0" w:after="0"/>
               <w:jc w:val="center"/>
             </w:pPr>
             <w:r/>
             <w:r>
               <w:rPr>
                 <w:rFonts w:ascii="Calibri" w:hAnsi="Calibri" w:cs="Calibri"/>
-                <w:b/>
-                <w:sz w:val="18"/>
+                <w:b w:val="0"/>
+                <w:sz w:val="16"/>
               </w:rPr>
-              <w:t>+Ctrl</w:t>
+              <w:t>E=ё</w:t>
             </w:r>
           </w:p>
         </w:tc>
         <w:tc>
           <w:tcPr>
-            <w:tcW w:type="dxa" w:w="1813"/>
+            <w:tcW w:type="dxa" w:w="1077"/>
             <w:tcMar>
               <w:top w:w="20" w:type="dxa"/>
               <w:bottom w:w="20" w:type="dxa"/>
+              <w:left w:w="20" w:type="dxa"/>
+              <w:right w:w="20" w:type="dxa"/>
             </w:tcMar>
           </w:tcPr>
           <w:p>
             <w:pPr>
+              <w:spacing w:before="0" w:after="0"/>
               <w:jc w:val="center"/>
             </w:pPr>
             <w:r/>
             <w:r>
               <w:rPr>
                 <w:rFonts w:ascii="Calibri" w:hAnsi="Calibri" w:cs="Calibri"/>
-                <w:b/>
-                <w:sz w:val="18"/>
+                <w:b w:val="0"/>
+                <w:sz w:val="16"/>
               </w:rPr>
-              <w:t>Кл</w:t>
-            </w:r>
-          </w:p>
-        </w:tc>
-        <w:tc>
-          <w:tcPr>
-            <w:tcW w:type="dxa" w:w="1813"/>
-            <w:tcMar>
-              <w:top w:w="20" w:type="dxa"/>
-              <w:bottom w:w="20" w:type="dxa"/>
-            </w:tcMar>
-          </w:tcPr>
-          <w:p>
-            <w:pPr>
-              <w:jc w:val="center"/>
-            </w:pPr>
-            <w:r/>
-            <w:r>
-              <w:rPr>
-                <w:rFonts w:ascii="Calibri" w:hAnsi="Calibri" w:cs="Calibri"/>
-                <w:b/>
-                <w:sz w:val="18"/>
-              </w:rPr>
-              <w:t>РУ</w:t>
-            </w:r>
-          </w:p>
-        </w:tc>
-        <w:tc>
-          <w:tcPr>
-            <w:tcW w:type="dxa" w:w="1813"/>
-            <w:tcMar>
-              <w:top w:w="20" w:type="dxa"/>
-              <w:bottom w:w="20" w:type="dxa"/>
-            </w:tcMar>
-          </w:tcPr>
-          <w:p>
-            <w:pPr>
-              <w:jc w:val="center"/>
-            </w:pPr>
-            <w:r/>
-            <w:r>
-              <w:rPr>
-                <w:rFonts w:ascii="Calibri" w:hAnsi="Calibri" w:cs="Calibri"/>
-                <w:b/>
-                <w:sz w:val="18"/>
-              </w:rPr>
-              <w:t>+Ctrl</w:t>
+              <w:t>S=щ</w:t>
             </w:r>
           </w:p>
         </w:tc>
@@ -256,37 +197,17 @@
       <w:tr>
         <w:tc>
           <w:tcPr>
-            <w:tcW w:type="dxa" w:w="1813"/>
+            <w:tcW w:type="dxa" w:w="1077"/>
             <w:tcMar>
               <w:top w:w="20" w:type="dxa"/>
               <w:bottom w:w="20" w:type="dxa"/>
+              <w:left w:w="20" w:type="dxa"/>
+              <w:right w:w="20" w:type="dxa"/>
             </w:tcMar>
           </w:tcPr>
           <w:p>
             <w:pPr>
-              <w:jc w:val="center"/>
-            </w:pPr>
-            <w:r/>
-            <w:r>
-              <w:rPr>
-                <w:rFonts w:ascii="Calibri" w:hAnsi="Calibri" w:cs="Calibri"/>
-                <w:b/>
-                <w:sz w:val="20"/>
-              </w:rPr>
-              <w:t>A</w:t>
-            </w:r>
-          </w:p>
-        </w:tc>
-        <w:tc>
-          <w:tcPr>
-            <w:tcW w:type="dxa" w:w="1813"/>
-            <w:tcMar>
-              <w:top w:w="20" w:type="dxa"/>
-              <w:bottom w:w="20" w:type="dxa"/>
-            </w:tcMar>
-          </w:tcPr>
-          <w:p>
-            <w:pPr>
+              <w:spacing w:before="0" w:after="0"/>
               <w:jc w:val="center"/>
             </w:pPr>
             <w:r/>
@@ -294,22 +215,25 @@
               <w:rPr>
                 <w:rFonts w:ascii="Calibri" w:hAnsi="Calibri" w:cs="Calibri"/>
                 <w:b w:val="0"/>
-                <w:sz w:val="20"/>
+                <w:sz w:val="16"/>
               </w:rPr>
-              <w:t>а</w:t>
+              <w:t>T=ш</w:t>
             </w:r>
           </w:p>
         </w:tc>
         <w:tc>
           <w:tcPr>
-            <w:tcW w:type="dxa" w:w="1813"/>
+            <w:tcW w:type="dxa" w:w="1077"/>
             <w:tcMar>
               <w:top w:w="20" w:type="dxa"/>
               <w:bottom w:w="20" w:type="dxa"/>
+              <w:left w:w="20" w:type="dxa"/>
+              <w:right w:w="20" w:type="dxa"/>
             </w:tcMar>
           </w:tcPr>
           <w:p>
             <w:pPr>
+              <w:spacing w:before="0" w:after="0"/>
               <w:jc w:val="center"/>
             </w:pPr>
             <w:r/>
@@ -317,45 +241,25 @@
               <w:rPr>
                 <w:rFonts w:ascii="Calibri" w:hAnsi="Calibri" w:cs="Calibri"/>
                 <w:b w:val="0"/>
-                <w:sz w:val="20"/>
+                <w:sz w:val="16"/>
               </w:rPr>
-              <w:t>э</w:t>
+              <w:t>U=ы</w:t>
             </w:r>
           </w:p>
         </w:tc>
         <w:tc>
           <w:tcPr>
-            <w:tcW w:type="dxa" w:w="1813"/>
+            <w:tcW w:type="dxa" w:w="1077"/>
             <w:tcMar>
               <w:top w:w="20" w:type="dxa"/>
               <w:bottom w:w="20" w:type="dxa"/>
+              <w:left w:w="20" w:type="dxa"/>
+              <w:right w:w="20" w:type="dxa"/>
             </w:tcMar>
           </w:tcPr>
           <w:p>
             <w:pPr>
-              <w:jc w:val="center"/>
-            </w:pPr>
-            <w:r/>
-            <w:r>
-              <w:rPr>
-                <w:rFonts w:ascii="Calibri" w:hAnsi="Calibri" w:cs="Calibri"/>
-                <w:b/>
-                <w:sz w:val="20"/>
-              </w:rPr>
-              <w:t>N</w:t>
-            </w:r>
-          </w:p>
-        </w:tc>
-        <w:tc>
-          <w:tcPr>
-            <w:tcW w:type="dxa" w:w="1813"/>
-            <w:tcMar>
-              <w:top w:w="20" w:type="dxa"/>
-              <w:bottom w:w="20" w:type="dxa"/>
-            </w:tcMar>
-          </w:tcPr>
-          <w:p>
-            <w:pPr>
+              <w:spacing w:before="0" w:after="0"/>
               <w:jc w:val="center"/>
             </w:pPr>
             <w:r/>
@@ -363,22 +267,25 @@
               <w:rPr>
                 <w:rFonts w:ascii="Calibri" w:hAnsi="Calibri" w:cs="Calibri"/>
                 <w:b w:val="0"/>
-                <w:sz w:val="20"/>
+                <w:sz w:val="16"/>
               </w:rPr>
-              <w:t>н</w:t>
+              <w:t>Y=я</w:t>
             </w:r>
           </w:p>
         </w:tc>
         <w:tc>
           <w:tcPr>
-            <w:tcW w:type="dxa" w:w="1813"/>
+            <w:tcW w:type="dxa" w:w="1077"/>
             <w:tcMar>
               <w:top w:w="20" w:type="dxa"/>
               <w:bottom w:w="20" w:type="dxa"/>
+              <w:left w:w="20" w:type="dxa"/>
+              <w:right w:w="20" w:type="dxa"/>
             </w:tcMar>
           </w:tcPr>
           <w:p>
             <w:pPr>
+              <w:spacing w:before="0" w:after="0"/>
               <w:jc w:val="center"/>
             </w:pPr>
             <w:r/>
@@ -386,1894 +293,31 @@
               <w:rPr>
                 <w:rFonts w:ascii="Calibri" w:hAnsi="Calibri" w:cs="Calibri"/>
                 <w:b w:val="0"/>
-                <w:sz w:val="20"/>
+                <w:sz w:val="16"/>
               </w:rPr>
-              <w:t>—</w:t>
-            </w:r>
-          </w:p>
-        </w:tc>
-      </w:tr>
-      <w:tr>
-        <w:tc>
-          <w:tcPr>
-            <w:tcW w:type="dxa" w:w="1813"/>
-            <w:tcMar>
-              <w:top w:w="20" w:type="dxa"/>
-              <w:bottom w:w="20" w:type="dxa"/>
-            </w:tcMar>
-          </w:tcPr>
-          <w:p>
-            <w:pPr>
-              <w:jc w:val="center"/>
-            </w:pPr>
-            <w:r/>
-            <w:r>
-              <w:rPr>
-                <w:rFonts w:ascii="Calibri" w:hAnsi="Calibri" w:cs="Calibri"/>
-                <w:b/>
-                <w:sz w:val="20"/>
-              </w:rPr>
-              <w:t>B</w:t>
-            </w:r>
-          </w:p>
-        </w:tc>
-        <w:tc>
-          <w:tcPr>
-            <w:tcW w:type="dxa" w:w="1813"/>
-            <w:tcMar>
-              <w:top w:w="20" w:type="dxa"/>
-              <w:bottom w:w="20" w:type="dxa"/>
-            </w:tcMar>
-          </w:tcPr>
-          <w:p>
-            <w:pPr>
-              <w:jc w:val="center"/>
-            </w:pPr>
-            <w:r/>
-            <w:r>
-              <w:rPr>
-                <w:rFonts w:ascii="Calibri" w:hAnsi="Calibri" w:cs="Calibri"/>
-                <w:b w:val="0"/>
-                <w:sz w:val="20"/>
-              </w:rPr>
-              <w:t>б</w:t>
-            </w:r>
-          </w:p>
-        </w:tc>
-        <w:tc>
-          <w:tcPr>
-            <w:tcW w:type="dxa" w:w="1813"/>
-            <w:tcMar>
-              <w:top w:w="20" w:type="dxa"/>
-              <w:bottom w:w="20" w:type="dxa"/>
-            </w:tcMar>
-          </w:tcPr>
-          <w:p>
-            <w:pPr>
-              <w:jc w:val="center"/>
-            </w:pPr>
-            <w:r/>
-            <w:r>
-              <w:rPr>
-                <w:rFonts w:ascii="Calibri" w:hAnsi="Calibri" w:cs="Calibri"/>
-                <w:b w:val="0"/>
-                <w:sz w:val="20"/>
-              </w:rPr>
-              <w:t>—</w:t>
-            </w:r>
-          </w:p>
-        </w:tc>
-        <w:tc>
-          <w:tcPr>
-            <w:tcW w:type="dxa" w:w="1813"/>
-            <w:tcMar>
-              <w:top w:w="20" w:type="dxa"/>
-              <w:bottom w:w="20" w:type="dxa"/>
-            </w:tcMar>
-          </w:tcPr>
-          <w:p>
-            <w:pPr>
-              <w:jc w:val="center"/>
-            </w:pPr>
-            <w:r/>
-            <w:r>
-              <w:rPr>
-                <w:rFonts w:ascii="Calibri" w:hAnsi="Calibri" w:cs="Calibri"/>
-                <w:b/>
-                <w:sz w:val="20"/>
-              </w:rPr>
-              <w:t>O</w:t>
-            </w:r>
-          </w:p>
-        </w:tc>
-        <w:tc>
-          <w:tcPr>
-            <w:tcW w:type="dxa" w:w="1813"/>
-            <w:tcMar>
-              <w:top w:w="20" w:type="dxa"/>
-              <w:bottom w:w="20" w:type="dxa"/>
-            </w:tcMar>
-          </w:tcPr>
-          <w:p>
-            <w:pPr>
-              <w:jc w:val="center"/>
-            </w:pPr>
-            <w:r/>
-            <w:r>
-              <w:rPr>
-                <w:rFonts w:ascii="Calibri" w:hAnsi="Calibri" w:cs="Calibri"/>
-                <w:b w:val="0"/>
-                <w:sz w:val="20"/>
-              </w:rPr>
-              <w:t>о</w:t>
-            </w:r>
-          </w:p>
-        </w:tc>
-        <w:tc>
-          <w:tcPr>
-            <w:tcW w:type="dxa" w:w="1813"/>
-            <w:tcMar>
-              <w:top w:w="20" w:type="dxa"/>
-              <w:bottom w:w="20" w:type="dxa"/>
-            </w:tcMar>
-          </w:tcPr>
-          <w:p>
-            <w:pPr>
-              <w:jc w:val="center"/>
-            </w:pPr>
-            <w:r/>
-            <w:r>
-              <w:rPr>
-                <w:rFonts w:ascii="Calibri" w:hAnsi="Calibri" w:cs="Calibri"/>
-                <w:b w:val="0"/>
-                <w:sz w:val="20"/>
-              </w:rPr>
-              <w:t>—</w:t>
-            </w:r>
-          </w:p>
-        </w:tc>
-      </w:tr>
-      <w:tr>
-        <w:tc>
-          <w:tcPr>
-            <w:tcW w:type="dxa" w:w="1813"/>
-            <w:tcMar>
-              <w:top w:w="20" w:type="dxa"/>
-              <w:bottom w:w="20" w:type="dxa"/>
-            </w:tcMar>
-          </w:tcPr>
-          <w:p>
-            <w:pPr>
-              <w:jc w:val="center"/>
-            </w:pPr>
-            <w:r/>
-            <w:r>
-              <w:rPr>
-                <w:rFonts w:ascii="Calibri" w:hAnsi="Calibri" w:cs="Calibri"/>
-                <w:b/>
-                <w:sz w:val="20"/>
-              </w:rPr>
-              <w:t>C</w:t>
-            </w:r>
-          </w:p>
-        </w:tc>
-        <w:tc>
-          <w:tcPr>
-            <w:tcW w:type="dxa" w:w="1813"/>
-            <w:tcMar>
-              <w:top w:w="20" w:type="dxa"/>
-              <w:bottom w:w="20" w:type="dxa"/>
-            </w:tcMar>
-          </w:tcPr>
-          <w:p>
-            <w:pPr>
-              <w:jc w:val="center"/>
-            </w:pPr>
-            <w:r/>
-            <w:r>
-              <w:rPr>
-                <w:rFonts w:ascii="Calibri" w:hAnsi="Calibri" w:cs="Calibri"/>
-                <w:b w:val="0"/>
-                <w:sz w:val="20"/>
-              </w:rPr>
-              <w:t>ц</w:t>
-            </w:r>
-          </w:p>
-        </w:tc>
-        <w:tc>
-          <w:tcPr>
-            <w:tcW w:type="dxa" w:w="1813"/>
-            <w:tcMar>
-              <w:top w:w="20" w:type="dxa"/>
-              <w:bottom w:w="20" w:type="dxa"/>
-            </w:tcMar>
-          </w:tcPr>
-          <w:p>
-            <w:pPr>
-              <w:jc w:val="center"/>
-            </w:pPr>
-            <w:r/>
-            <w:r>
-              <w:rPr>
-                <w:rFonts w:ascii="Calibri" w:hAnsi="Calibri" w:cs="Calibri"/>
-                <w:b w:val="0"/>
-                <w:sz w:val="20"/>
-              </w:rPr>
-              <w:t>ч</w:t>
-            </w:r>
-          </w:p>
-        </w:tc>
-        <w:tc>
-          <w:tcPr>
-            <w:tcW w:type="dxa" w:w="1813"/>
-            <w:tcMar>
-              <w:top w:w="20" w:type="dxa"/>
-              <w:bottom w:w="20" w:type="dxa"/>
-            </w:tcMar>
-          </w:tcPr>
-          <w:p>
-            <w:pPr>
-              <w:jc w:val="center"/>
-            </w:pPr>
-            <w:r/>
-            <w:r>
-              <w:rPr>
-                <w:rFonts w:ascii="Calibri" w:hAnsi="Calibri" w:cs="Calibri"/>
-                <w:b/>
-                <w:sz w:val="20"/>
-              </w:rPr>
-              <w:t>P</w:t>
-            </w:r>
-          </w:p>
-        </w:tc>
-        <w:tc>
-          <w:tcPr>
-            <w:tcW w:type="dxa" w:w="1813"/>
-            <w:tcMar>
-              <w:top w:w="20" w:type="dxa"/>
-              <w:bottom w:w="20" w:type="dxa"/>
-            </w:tcMar>
-          </w:tcPr>
-          <w:p>
-            <w:pPr>
-              <w:jc w:val="center"/>
-            </w:pPr>
-            <w:r/>
-            <w:r>
-              <w:rPr>
-                <w:rFonts w:ascii="Calibri" w:hAnsi="Calibri" w:cs="Calibri"/>
-                <w:b w:val="0"/>
-                <w:sz w:val="20"/>
-              </w:rPr>
-              <w:t>п</w:t>
-            </w:r>
-          </w:p>
-        </w:tc>
-        <w:tc>
-          <w:tcPr>
-            <w:tcW w:type="dxa" w:w="1813"/>
-            <w:tcMar>
-              <w:top w:w="20" w:type="dxa"/>
-              <w:bottom w:w="20" w:type="dxa"/>
-            </w:tcMar>
-          </w:tcPr>
-          <w:p>
-            <w:pPr>
-              <w:jc w:val="center"/>
-            </w:pPr>
-            <w:r/>
-            <w:r>
-              <w:rPr>
-                <w:rFonts w:ascii="Calibri" w:hAnsi="Calibri" w:cs="Calibri"/>
-                <w:b w:val="0"/>
-                <w:sz w:val="20"/>
-              </w:rPr>
-              <w:t>—</w:t>
-            </w:r>
-          </w:p>
-        </w:tc>
-      </w:tr>
-      <w:tr>
-        <w:tc>
-          <w:tcPr>
-            <w:tcW w:type="dxa" w:w="1813"/>
-            <w:tcMar>
-              <w:top w:w="20" w:type="dxa"/>
-              <w:bottom w:w="20" w:type="dxa"/>
-            </w:tcMar>
-          </w:tcPr>
-          <w:p>
-            <w:pPr>
-              <w:jc w:val="center"/>
-            </w:pPr>
-            <w:r/>
-            <w:r>
-              <w:rPr>
-                <w:rFonts w:ascii="Calibri" w:hAnsi="Calibri" w:cs="Calibri"/>
-                <w:b/>
-                <w:sz w:val="20"/>
-              </w:rPr>
-              <w:t>D</w:t>
-            </w:r>
-          </w:p>
-        </w:tc>
-        <w:tc>
-          <w:tcPr>
-            <w:tcW w:type="dxa" w:w="1813"/>
-            <w:tcMar>
-              <w:top w:w="20" w:type="dxa"/>
-              <w:bottom w:w="20" w:type="dxa"/>
-            </w:tcMar>
-          </w:tcPr>
-          <w:p>
-            <w:pPr>
-              <w:jc w:val="center"/>
-            </w:pPr>
-            <w:r/>
-            <w:r>
-              <w:rPr>
-                <w:rFonts w:ascii="Calibri" w:hAnsi="Calibri" w:cs="Calibri"/>
-                <w:b w:val="0"/>
-                <w:sz w:val="20"/>
-              </w:rPr>
-              <w:t>д</w:t>
-            </w:r>
-          </w:p>
-        </w:tc>
-        <w:tc>
-          <w:tcPr>
-            <w:tcW w:type="dxa" w:w="1813"/>
-            <w:tcMar>
-              <w:top w:w="20" w:type="dxa"/>
-              <w:bottom w:w="20" w:type="dxa"/>
-            </w:tcMar>
-          </w:tcPr>
-          <w:p>
-            <w:pPr>
-              <w:jc w:val="center"/>
-            </w:pPr>
-            <w:r/>
-            <w:r>
-              <w:rPr>
-                <w:rFonts w:ascii="Calibri" w:hAnsi="Calibri" w:cs="Calibri"/>
-                <w:b w:val="0"/>
-                <w:sz w:val="20"/>
-              </w:rPr>
-              <w:t>—</w:t>
-            </w:r>
-          </w:p>
-        </w:tc>
-        <w:tc>
-          <w:tcPr>
-            <w:tcW w:type="dxa" w:w="1813"/>
-            <w:tcMar>
-              <w:top w:w="20" w:type="dxa"/>
-              <w:bottom w:w="20" w:type="dxa"/>
-            </w:tcMar>
-          </w:tcPr>
-          <w:p>
-            <w:pPr>
-              <w:jc w:val="center"/>
-            </w:pPr>
-            <w:r/>
-            <w:r>
-              <w:rPr>
-                <w:rFonts w:ascii="Calibri" w:hAnsi="Calibri" w:cs="Calibri"/>
-                <w:b/>
-                <w:sz w:val="20"/>
-              </w:rPr>
-              <w:t>R</w:t>
-            </w:r>
-          </w:p>
-        </w:tc>
-        <w:tc>
-          <w:tcPr>
-            <w:tcW w:type="dxa" w:w="1813"/>
-            <w:tcMar>
-              <w:top w:w="20" w:type="dxa"/>
-              <w:bottom w:w="20" w:type="dxa"/>
-            </w:tcMar>
-          </w:tcPr>
-          <w:p>
-            <w:pPr>
-              <w:jc w:val="center"/>
-            </w:pPr>
-            <w:r/>
-            <w:r>
-              <w:rPr>
-                <w:rFonts w:ascii="Calibri" w:hAnsi="Calibri" w:cs="Calibri"/>
-                <w:b w:val="0"/>
-                <w:sz w:val="20"/>
-              </w:rPr>
-              <w:t>р</w:t>
-            </w:r>
-          </w:p>
-        </w:tc>
-        <w:tc>
-          <w:tcPr>
-            <w:tcW w:type="dxa" w:w="1813"/>
-            <w:tcMar>
-              <w:top w:w="20" w:type="dxa"/>
-              <w:bottom w:w="20" w:type="dxa"/>
-            </w:tcMar>
-          </w:tcPr>
-          <w:p>
-            <w:pPr>
-              <w:jc w:val="center"/>
-            </w:pPr>
-            <w:r/>
-            <w:r>
-              <w:rPr>
-                <w:rFonts w:ascii="Calibri" w:hAnsi="Calibri" w:cs="Calibri"/>
-                <w:b w:val="0"/>
-                <w:sz w:val="20"/>
-              </w:rPr>
-              <w:t>—</w:t>
-            </w:r>
-          </w:p>
-        </w:tc>
-      </w:tr>
-      <w:tr>
-        <w:tc>
-          <w:tcPr>
-            <w:tcW w:type="dxa" w:w="1813"/>
-            <w:tcMar>
-              <w:top w:w="20" w:type="dxa"/>
-              <w:bottom w:w="20" w:type="dxa"/>
-            </w:tcMar>
-          </w:tcPr>
-          <w:p>
-            <w:pPr>
-              <w:jc w:val="center"/>
-            </w:pPr>
-            <w:r/>
-            <w:r>
-              <w:rPr>
-                <w:rFonts w:ascii="Calibri" w:hAnsi="Calibri" w:cs="Calibri"/>
-                <w:b/>
-                <w:sz w:val="20"/>
-              </w:rPr>
-              <w:t>E</w:t>
-            </w:r>
-          </w:p>
-        </w:tc>
-        <w:tc>
-          <w:tcPr>
-            <w:tcW w:type="dxa" w:w="1813"/>
-            <w:tcMar>
-              <w:top w:w="20" w:type="dxa"/>
-              <w:bottom w:w="20" w:type="dxa"/>
-            </w:tcMar>
-          </w:tcPr>
-          <w:p>
-            <w:pPr>
-              <w:jc w:val="center"/>
-            </w:pPr>
-            <w:r/>
-            <w:r>
-              <w:rPr>
-                <w:rFonts w:ascii="Calibri" w:hAnsi="Calibri" w:cs="Calibri"/>
-                <w:b w:val="0"/>
-                <w:sz w:val="20"/>
-              </w:rPr>
-              <w:t>е</w:t>
-            </w:r>
-          </w:p>
-        </w:tc>
-        <w:tc>
-          <w:tcPr>
-            <w:tcW w:type="dxa" w:w="1813"/>
-            <w:tcMar>
-              <w:top w:w="20" w:type="dxa"/>
-              <w:bottom w:w="20" w:type="dxa"/>
-            </w:tcMar>
-          </w:tcPr>
-          <w:p>
-            <w:pPr>
-              <w:jc w:val="center"/>
-            </w:pPr>
-            <w:r/>
-            <w:r>
-              <w:rPr>
-                <w:rFonts w:ascii="Calibri" w:hAnsi="Calibri" w:cs="Calibri"/>
-                <w:b w:val="0"/>
-                <w:sz w:val="20"/>
-              </w:rPr>
-              <w:t>ё</w:t>
-            </w:r>
-          </w:p>
-        </w:tc>
-        <w:tc>
-          <w:tcPr>
-            <w:tcW w:type="dxa" w:w="1813"/>
-            <w:tcMar>
-              <w:top w:w="20" w:type="dxa"/>
-              <w:bottom w:w="20" w:type="dxa"/>
-            </w:tcMar>
-          </w:tcPr>
-          <w:p>
-            <w:pPr>
-              <w:jc w:val="center"/>
-            </w:pPr>
-            <w:r/>
-            <w:r>
-              <w:rPr>
-                <w:rFonts w:ascii="Calibri" w:hAnsi="Calibri" w:cs="Calibri"/>
-                <w:b/>
-                <w:sz w:val="20"/>
-              </w:rPr>
-              <w:t>S</w:t>
-            </w:r>
-          </w:p>
-        </w:tc>
-        <w:tc>
-          <w:tcPr>
-            <w:tcW w:type="dxa" w:w="1813"/>
-            <w:tcMar>
-              <w:top w:w="20" w:type="dxa"/>
-              <w:bottom w:w="20" w:type="dxa"/>
-            </w:tcMar>
-          </w:tcPr>
-          <w:p>
-            <w:pPr>
-              <w:jc w:val="center"/>
-            </w:pPr>
-            <w:r/>
-            <w:r>
-              <w:rPr>
-                <w:rFonts w:ascii="Calibri" w:hAnsi="Calibri" w:cs="Calibri"/>
-                <w:b w:val="0"/>
-                <w:sz w:val="20"/>
-              </w:rPr>
-              <w:t>с</w:t>
-            </w:r>
-          </w:p>
-        </w:tc>
-        <w:tc>
-          <w:tcPr>
-            <w:tcW w:type="dxa" w:w="1813"/>
-            <w:tcMar>
-              <w:top w:w="20" w:type="dxa"/>
-              <w:bottom w:w="20" w:type="dxa"/>
-            </w:tcMar>
-          </w:tcPr>
-          <w:p>
-            <w:pPr>
-              <w:jc w:val="center"/>
-            </w:pPr>
-            <w:r/>
-            <w:r>
-              <w:rPr>
-                <w:rFonts w:ascii="Calibri" w:hAnsi="Calibri" w:cs="Calibri"/>
-                <w:b w:val="0"/>
-                <w:sz w:val="20"/>
-              </w:rPr>
-              <w:t>щ</w:t>
-            </w:r>
-          </w:p>
-        </w:tc>
-      </w:tr>
-      <w:tr>
-        <w:tc>
-          <w:tcPr>
-            <w:tcW w:type="dxa" w:w="1813"/>
-            <w:tcMar>
-              <w:top w:w="20" w:type="dxa"/>
-              <w:bottom w:w="20" w:type="dxa"/>
-            </w:tcMar>
-          </w:tcPr>
-          <w:p>
-            <w:pPr>
-              <w:jc w:val="center"/>
-            </w:pPr>
-            <w:r/>
-            <w:r>
-              <w:rPr>
-                <w:rFonts w:ascii="Calibri" w:hAnsi="Calibri" w:cs="Calibri"/>
-                <w:b/>
-                <w:sz w:val="20"/>
-              </w:rPr>
-              <w:t>F</w:t>
-            </w:r>
-          </w:p>
-        </w:tc>
-        <w:tc>
-          <w:tcPr>
-            <w:tcW w:type="dxa" w:w="1813"/>
-            <w:tcMar>
-              <w:top w:w="20" w:type="dxa"/>
-              <w:bottom w:w="20" w:type="dxa"/>
-            </w:tcMar>
-          </w:tcPr>
-          <w:p>
-            <w:pPr>
-              <w:jc w:val="center"/>
-            </w:pPr>
-            <w:r/>
-            <w:r>
-              <w:rPr>
-                <w:rFonts w:ascii="Calibri" w:hAnsi="Calibri" w:cs="Calibri"/>
-                <w:b w:val="0"/>
-                <w:sz w:val="20"/>
-              </w:rPr>
-              <w:t>ф</w:t>
-            </w:r>
-          </w:p>
-        </w:tc>
-        <w:tc>
-          <w:tcPr>
-            <w:tcW w:type="dxa" w:w="1813"/>
-            <w:tcMar>
-              <w:top w:w="20" w:type="dxa"/>
-              <w:bottom w:w="20" w:type="dxa"/>
-            </w:tcMar>
-          </w:tcPr>
-          <w:p>
-            <w:pPr>
-              <w:jc w:val="center"/>
-            </w:pPr>
-            <w:r/>
-            <w:r>
-              <w:rPr>
-                <w:rFonts w:ascii="Calibri" w:hAnsi="Calibri" w:cs="Calibri"/>
-                <w:b w:val="0"/>
-                <w:sz w:val="20"/>
-              </w:rPr>
-              <w:t>—</w:t>
-            </w:r>
-          </w:p>
-        </w:tc>
-        <w:tc>
-          <w:tcPr>
-            <w:tcW w:type="dxa" w:w="1813"/>
-            <w:tcMar>
-              <w:top w:w="20" w:type="dxa"/>
-              <w:bottom w:w="20" w:type="dxa"/>
-            </w:tcMar>
-          </w:tcPr>
-          <w:p>
-            <w:pPr>
-              <w:jc w:val="center"/>
-            </w:pPr>
-            <w:r/>
-            <w:r>
-              <w:rPr>
-                <w:rFonts w:ascii="Calibri" w:hAnsi="Calibri" w:cs="Calibri"/>
-                <w:b/>
-                <w:sz w:val="20"/>
-              </w:rPr>
-              <w:t>T</w:t>
-            </w:r>
-          </w:p>
-        </w:tc>
-        <w:tc>
-          <w:tcPr>
-            <w:tcW w:type="dxa" w:w="1813"/>
-            <w:tcMar>
-              <w:top w:w="20" w:type="dxa"/>
-              <w:bottom w:w="20" w:type="dxa"/>
-            </w:tcMar>
-          </w:tcPr>
-          <w:p>
-            <w:pPr>
-              <w:jc w:val="center"/>
-            </w:pPr>
-            <w:r/>
-            <w:r>
-              <w:rPr>
-                <w:rFonts w:ascii="Calibri" w:hAnsi="Calibri" w:cs="Calibri"/>
-                <w:b w:val="0"/>
-                <w:sz w:val="20"/>
-              </w:rPr>
-              <w:t>т</w:t>
-            </w:r>
-          </w:p>
-        </w:tc>
-        <w:tc>
-          <w:tcPr>
-            <w:tcW w:type="dxa" w:w="1813"/>
-            <w:tcMar>
-              <w:top w:w="20" w:type="dxa"/>
-              <w:bottom w:w="20" w:type="dxa"/>
-            </w:tcMar>
-          </w:tcPr>
-          <w:p>
-            <w:pPr>
-              <w:jc w:val="center"/>
-            </w:pPr>
-            <w:r/>
-            <w:r>
-              <w:rPr>
-                <w:rFonts w:ascii="Calibri" w:hAnsi="Calibri" w:cs="Calibri"/>
-                <w:b w:val="0"/>
-                <w:sz w:val="20"/>
-              </w:rPr>
-              <w:t>ш</w:t>
-            </w:r>
-          </w:p>
-        </w:tc>
-      </w:tr>
-      <w:tr>
-        <w:tc>
-          <w:tcPr>
-            <w:tcW w:type="dxa" w:w="1813"/>
-            <w:tcMar>
-              <w:top w:w="20" w:type="dxa"/>
-              <w:bottom w:w="20" w:type="dxa"/>
-            </w:tcMar>
-          </w:tcPr>
-          <w:p>
-            <w:pPr>
-              <w:jc w:val="center"/>
-            </w:pPr>
-            <w:r/>
-            <w:r>
-              <w:rPr>
-                <w:rFonts w:ascii="Calibri" w:hAnsi="Calibri" w:cs="Calibri"/>
-                <w:b/>
-                <w:sz w:val="20"/>
-              </w:rPr>
-              <w:t>G</w:t>
-            </w:r>
-          </w:p>
-        </w:tc>
-        <w:tc>
-          <w:tcPr>
-            <w:tcW w:type="dxa" w:w="1813"/>
-            <w:tcMar>
-              <w:top w:w="20" w:type="dxa"/>
-              <w:bottom w:w="20" w:type="dxa"/>
-            </w:tcMar>
-          </w:tcPr>
-          <w:p>
-            <w:pPr>
-              <w:jc w:val="center"/>
-            </w:pPr>
-            <w:r/>
-            <w:r>
-              <w:rPr>
-                <w:rFonts w:ascii="Calibri" w:hAnsi="Calibri" w:cs="Calibri"/>
-                <w:b w:val="0"/>
-                <w:sz w:val="20"/>
-              </w:rPr>
-              <w:t>г</w:t>
-            </w:r>
-          </w:p>
-        </w:tc>
-        <w:tc>
-          <w:tcPr>
-            <w:tcW w:type="dxa" w:w="1813"/>
-            <w:tcMar>
-              <w:top w:w="20" w:type="dxa"/>
-              <w:bottom w:w="20" w:type="dxa"/>
-            </w:tcMar>
-          </w:tcPr>
-          <w:p>
-            <w:pPr>
-              <w:jc w:val="center"/>
-            </w:pPr>
-            <w:r/>
-            <w:r>
-              <w:rPr>
-                <w:rFonts w:ascii="Calibri" w:hAnsi="Calibri" w:cs="Calibri"/>
-                <w:b w:val="0"/>
-                <w:sz w:val="20"/>
-              </w:rPr>
-              <w:t>—</w:t>
-            </w:r>
-          </w:p>
-        </w:tc>
-        <w:tc>
-          <w:tcPr>
-            <w:tcW w:type="dxa" w:w="1813"/>
-            <w:tcMar>
-              <w:top w:w="20" w:type="dxa"/>
-              <w:bottom w:w="20" w:type="dxa"/>
-            </w:tcMar>
-          </w:tcPr>
-          <w:p>
-            <w:pPr>
-              <w:jc w:val="center"/>
-            </w:pPr>
-            <w:r/>
-            <w:r>
-              <w:rPr>
-                <w:rFonts w:ascii="Calibri" w:hAnsi="Calibri" w:cs="Calibri"/>
-                <w:b/>
-                <w:sz w:val="20"/>
-              </w:rPr>
-              <w:t>U</w:t>
-            </w:r>
-          </w:p>
-        </w:tc>
-        <w:tc>
-          <w:tcPr>
-            <w:tcW w:type="dxa" w:w="1813"/>
-            <w:tcMar>
-              <w:top w:w="20" w:type="dxa"/>
-              <w:bottom w:w="20" w:type="dxa"/>
-            </w:tcMar>
-          </w:tcPr>
-          <w:p>
-            <w:pPr>
-              <w:jc w:val="center"/>
-            </w:pPr>
-            <w:r/>
-            <w:r>
-              <w:rPr>
-                <w:rFonts w:ascii="Calibri" w:hAnsi="Calibri" w:cs="Calibri"/>
-                <w:b w:val="0"/>
-                <w:sz w:val="20"/>
-              </w:rPr>
-              <w:t>ю</w:t>
-            </w:r>
-          </w:p>
-        </w:tc>
-        <w:tc>
-          <w:tcPr>
-            <w:tcW w:type="dxa" w:w="1813"/>
-            <w:tcMar>
-              <w:top w:w="20" w:type="dxa"/>
-              <w:bottom w:w="20" w:type="dxa"/>
-            </w:tcMar>
-          </w:tcPr>
-          <w:p>
-            <w:pPr>
-              <w:jc w:val="center"/>
-            </w:pPr>
-            <w:r/>
-            <w:r>
-              <w:rPr>
-                <w:rFonts w:ascii="Calibri" w:hAnsi="Calibri" w:cs="Calibri"/>
-                <w:b w:val="0"/>
-                <w:sz w:val="20"/>
-              </w:rPr>
-              <w:t>ы</w:t>
-            </w:r>
-          </w:p>
-        </w:tc>
-      </w:tr>
-      <w:tr>
-        <w:tc>
-          <w:tcPr>
-            <w:tcW w:type="dxa" w:w="1813"/>
-            <w:tcMar>
-              <w:top w:w="20" w:type="dxa"/>
-              <w:bottom w:w="20" w:type="dxa"/>
-            </w:tcMar>
-          </w:tcPr>
-          <w:p>
-            <w:pPr>
-              <w:jc w:val="center"/>
-            </w:pPr>
-            <w:r/>
-            <w:r>
-              <w:rPr>
-                <w:rFonts w:ascii="Calibri" w:hAnsi="Calibri" w:cs="Calibri"/>
-                <w:b/>
-                <w:sz w:val="20"/>
-              </w:rPr>
-              <w:t>H</w:t>
-            </w:r>
-          </w:p>
-        </w:tc>
-        <w:tc>
-          <w:tcPr>
-            <w:tcW w:type="dxa" w:w="1813"/>
-            <w:tcMar>
-              <w:top w:w="20" w:type="dxa"/>
-              <w:bottom w:w="20" w:type="dxa"/>
-            </w:tcMar>
-          </w:tcPr>
-          <w:p>
-            <w:pPr>
-              <w:jc w:val="center"/>
-            </w:pPr>
-            <w:r/>
-            <w:r>
-              <w:rPr>
-                <w:rFonts w:ascii="Calibri" w:hAnsi="Calibri" w:cs="Calibri"/>
-                <w:b w:val="0"/>
-                <w:sz w:val="20"/>
-              </w:rPr>
-              <w:t>х</w:t>
-            </w:r>
-          </w:p>
-        </w:tc>
-        <w:tc>
-          <w:tcPr>
-            <w:tcW w:type="dxa" w:w="1813"/>
-            <w:tcMar>
-              <w:top w:w="20" w:type="dxa"/>
-              <w:bottom w:w="20" w:type="dxa"/>
-            </w:tcMar>
-          </w:tcPr>
-          <w:p>
-            <w:pPr>
-              <w:jc w:val="center"/>
-            </w:pPr>
-            <w:r/>
-            <w:r>
-              <w:rPr>
-                <w:rFonts w:ascii="Calibri" w:hAnsi="Calibri" w:cs="Calibri"/>
-                <w:b w:val="0"/>
-                <w:sz w:val="20"/>
-              </w:rPr>
-              <w:t>—</w:t>
-            </w:r>
-          </w:p>
-        </w:tc>
-        <w:tc>
-          <w:tcPr>
-            <w:tcW w:type="dxa" w:w="1813"/>
-            <w:tcMar>
-              <w:top w:w="20" w:type="dxa"/>
-              <w:bottom w:w="20" w:type="dxa"/>
-            </w:tcMar>
-          </w:tcPr>
-          <w:p>
-            <w:pPr>
-              <w:jc w:val="center"/>
-            </w:pPr>
-            <w:r/>
-            <w:r>
-              <w:rPr>
-                <w:rFonts w:ascii="Calibri" w:hAnsi="Calibri" w:cs="Calibri"/>
-                <w:b/>
-                <w:sz w:val="20"/>
-              </w:rPr>
-              <w:t>V</w:t>
-            </w:r>
-          </w:p>
-        </w:tc>
-        <w:tc>
-          <w:tcPr>
-            <w:tcW w:type="dxa" w:w="1813"/>
-            <w:tcMar>
-              <w:top w:w="20" w:type="dxa"/>
-              <w:bottom w:w="20" w:type="dxa"/>
-            </w:tcMar>
-          </w:tcPr>
-          <w:p>
-            <w:pPr>
-              <w:jc w:val="center"/>
-            </w:pPr>
-            <w:r/>
-            <w:r>
-              <w:rPr>
-                <w:rFonts w:ascii="Calibri" w:hAnsi="Calibri" w:cs="Calibri"/>
-                <w:b w:val="0"/>
-                <w:sz w:val="20"/>
-              </w:rPr>
-              <w:t>в</w:t>
-            </w:r>
-          </w:p>
-        </w:tc>
-        <w:tc>
-          <w:tcPr>
-            <w:tcW w:type="dxa" w:w="1813"/>
-            <w:tcMar>
-              <w:top w:w="20" w:type="dxa"/>
-              <w:bottom w:w="20" w:type="dxa"/>
-            </w:tcMar>
-          </w:tcPr>
-          <w:p>
-            <w:pPr>
-              <w:jc w:val="center"/>
-            </w:pPr>
-            <w:r/>
-            <w:r>
-              <w:rPr>
-                <w:rFonts w:ascii="Calibri" w:hAnsi="Calibri" w:cs="Calibri"/>
-                <w:b w:val="0"/>
-                <w:sz w:val="20"/>
-              </w:rPr>
-              <w:t>—</w:t>
-            </w:r>
-          </w:p>
-        </w:tc>
-      </w:tr>
-      <w:tr>
-        <w:tc>
-          <w:tcPr>
-            <w:tcW w:type="dxa" w:w="1813"/>
-            <w:tcMar>
-              <w:top w:w="20" w:type="dxa"/>
-              <w:bottom w:w="20" w:type="dxa"/>
-            </w:tcMar>
-          </w:tcPr>
-          <w:p>
-            <w:pPr>
-              <w:jc w:val="center"/>
-            </w:pPr>
-            <w:r/>
-            <w:r>
-              <w:rPr>
-                <w:rFonts w:ascii="Calibri" w:hAnsi="Calibri" w:cs="Calibri"/>
-                <w:b/>
-                <w:sz w:val="20"/>
-              </w:rPr>
-              <w:t>I</w:t>
-            </w:r>
-          </w:p>
-        </w:tc>
-        <w:tc>
-          <w:tcPr>
-            <w:tcW w:type="dxa" w:w="1813"/>
-            <w:tcMar>
-              <w:top w:w="20" w:type="dxa"/>
-              <w:bottom w:w="20" w:type="dxa"/>
-            </w:tcMar>
-          </w:tcPr>
-          <w:p>
-            <w:pPr>
-              <w:jc w:val="center"/>
-            </w:pPr>
-            <w:r/>
-            <w:r>
-              <w:rPr>
-                <w:rFonts w:ascii="Calibri" w:hAnsi="Calibri" w:cs="Calibri"/>
-                <w:b w:val="0"/>
-                <w:sz w:val="20"/>
-              </w:rPr>
-              <w:t>и</w:t>
-            </w:r>
-          </w:p>
-        </w:tc>
-        <w:tc>
-          <w:tcPr>
-            <w:tcW w:type="dxa" w:w="1813"/>
-            <w:tcMar>
-              <w:top w:w="20" w:type="dxa"/>
-              <w:bottom w:w="20" w:type="dxa"/>
-            </w:tcMar>
-          </w:tcPr>
-          <w:p>
-            <w:pPr>
-              <w:jc w:val="center"/>
-            </w:pPr>
-            <w:r/>
-            <w:r>
-              <w:rPr>
-                <w:rFonts w:ascii="Calibri" w:hAnsi="Calibri" w:cs="Calibri"/>
-                <w:b w:val="0"/>
-                <w:sz w:val="20"/>
-              </w:rPr>
-              <w:t>—</w:t>
-            </w:r>
-          </w:p>
-        </w:tc>
-        <w:tc>
-          <w:tcPr>
-            <w:tcW w:type="dxa" w:w="1813"/>
-            <w:tcMar>
-              <w:top w:w="20" w:type="dxa"/>
-              <w:bottom w:w="20" w:type="dxa"/>
-            </w:tcMar>
-          </w:tcPr>
-          <w:p>
-            <w:pPr>
-              <w:jc w:val="center"/>
-            </w:pPr>
-            <w:r/>
-            <w:r>
-              <w:rPr>
-                <w:rFonts w:ascii="Calibri" w:hAnsi="Calibri" w:cs="Calibri"/>
-                <w:b/>
-                <w:sz w:val="20"/>
-              </w:rPr>
-              <w:t>Y</w:t>
-            </w:r>
-          </w:p>
-        </w:tc>
-        <w:tc>
-          <w:tcPr>
-            <w:tcW w:type="dxa" w:w="1813"/>
-            <w:tcMar>
-              <w:top w:w="20" w:type="dxa"/>
-              <w:bottom w:w="20" w:type="dxa"/>
-            </w:tcMar>
-          </w:tcPr>
-          <w:p>
-            <w:pPr>
-              <w:jc w:val="center"/>
-            </w:pPr>
-            <w:r/>
-            <w:r>
-              <w:rPr>
-                <w:rFonts w:ascii="Calibri" w:hAnsi="Calibri" w:cs="Calibri"/>
-                <w:b w:val="0"/>
-                <w:sz w:val="20"/>
-              </w:rPr>
-              <w:t>у</w:t>
-            </w:r>
-          </w:p>
-        </w:tc>
-        <w:tc>
-          <w:tcPr>
-            <w:tcW w:type="dxa" w:w="1813"/>
-            <w:tcMar>
-              <w:top w:w="20" w:type="dxa"/>
-              <w:bottom w:w="20" w:type="dxa"/>
-            </w:tcMar>
-          </w:tcPr>
-          <w:p>
-            <w:pPr>
-              <w:jc w:val="center"/>
-            </w:pPr>
-            <w:r/>
-            <w:r>
-              <w:rPr>
-                <w:rFonts w:ascii="Calibri" w:hAnsi="Calibri" w:cs="Calibri"/>
-                <w:b w:val="0"/>
-                <w:sz w:val="20"/>
-              </w:rPr>
-              <w:t>я</w:t>
-            </w:r>
-          </w:p>
-        </w:tc>
-      </w:tr>
-      <w:tr>
-        <w:tc>
-          <w:tcPr>
-            <w:tcW w:type="dxa" w:w="1813"/>
-            <w:tcMar>
-              <w:top w:w="20" w:type="dxa"/>
-              <w:bottom w:w="20" w:type="dxa"/>
-            </w:tcMar>
-          </w:tcPr>
-          <w:p>
-            <w:pPr>
-              <w:jc w:val="center"/>
-            </w:pPr>
-            <w:r/>
-            <w:r>
-              <w:rPr>
-                <w:rFonts w:ascii="Calibri" w:hAnsi="Calibri" w:cs="Calibri"/>
-                <w:b/>
-                <w:sz w:val="20"/>
-              </w:rPr>
-              <w:t>J</w:t>
-            </w:r>
-          </w:p>
-        </w:tc>
-        <w:tc>
-          <w:tcPr>
-            <w:tcW w:type="dxa" w:w="1813"/>
-            <w:tcMar>
-              <w:top w:w="20" w:type="dxa"/>
-              <w:bottom w:w="20" w:type="dxa"/>
-            </w:tcMar>
-          </w:tcPr>
-          <w:p>
-            <w:pPr>
-              <w:jc w:val="center"/>
-            </w:pPr>
-            <w:r/>
-            <w:r>
-              <w:rPr>
-                <w:rFonts w:ascii="Calibri" w:hAnsi="Calibri" w:cs="Calibri"/>
-                <w:b w:val="0"/>
-                <w:sz w:val="20"/>
-              </w:rPr>
-              <w:t>й</w:t>
-            </w:r>
-          </w:p>
-        </w:tc>
-        <w:tc>
-          <w:tcPr>
-            <w:tcW w:type="dxa" w:w="1813"/>
-            <w:tcMar>
-              <w:top w:w="20" w:type="dxa"/>
-              <w:bottom w:w="20" w:type="dxa"/>
-            </w:tcMar>
-          </w:tcPr>
-          <w:p>
-            <w:pPr>
-              <w:jc w:val="center"/>
-            </w:pPr>
-            <w:r/>
-            <w:r>
-              <w:rPr>
-                <w:rFonts w:ascii="Calibri" w:hAnsi="Calibri" w:cs="Calibri"/>
-                <w:b w:val="0"/>
-                <w:sz w:val="20"/>
-              </w:rPr>
-              <w:t>—</w:t>
-            </w:r>
-          </w:p>
-        </w:tc>
-        <w:tc>
-          <w:tcPr>
-            <w:tcW w:type="dxa" w:w="1813"/>
-            <w:tcMar>
-              <w:top w:w="20" w:type="dxa"/>
-              <w:bottom w:w="20" w:type="dxa"/>
-            </w:tcMar>
-          </w:tcPr>
-          <w:p>
-            <w:pPr>
-              <w:jc w:val="center"/>
-            </w:pPr>
-            <w:r/>
-            <w:r>
-              <w:rPr>
-                <w:rFonts w:ascii="Calibri" w:hAnsi="Calibri" w:cs="Calibri"/>
-                <w:b/>
-                <w:sz w:val="20"/>
-              </w:rPr>
-              <w:t>Z</w:t>
-            </w:r>
-          </w:p>
-        </w:tc>
-        <w:tc>
-          <w:tcPr>
-            <w:tcW w:type="dxa" w:w="1813"/>
-            <w:tcMar>
-              <w:top w:w="20" w:type="dxa"/>
-              <w:bottom w:w="20" w:type="dxa"/>
-            </w:tcMar>
-          </w:tcPr>
-          <w:p>
-            <w:pPr>
-              <w:jc w:val="center"/>
-            </w:pPr>
-            <w:r/>
-            <w:r>
-              <w:rPr>
-                <w:rFonts w:ascii="Calibri" w:hAnsi="Calibri" w:cs="Calibri"/>
-                <w:b w:val="0"/>
-                <w:sz w:val="20"/>
-              </w:rPr>
-              <w:t>з</w:t>
-            </w:r>
-          </w:p>
-        </w:tc>
-        <w:tc>
-          <w:tcPr>
-            <w:tcW w:type="dxa" w:w="1813"/>
-            <w:tcMar>
-              <w:top w:w="20" w:type="dxa"/>
-              <w:bottom w:w="20" w:type="dxa"/>
-            </w:tcMar>
-          </w:tcPr>
-          <w:p>
-            <w:pPr>
-              <w:jc w:val="center"/>
-            </w:pPr>
-            <w:r/>
-            <w:r>
-              <w:rPr>
-                <w:rFonts w:ascii="Calibri" w:hAnsi="Calibri" w:cs="Calibri"/>
-                <w:b w:val="0"/>
-                <w:sz w:val="20"/>
-              </w:rPr>
-              <w:t>ж</w:t>
-            </w:r>
-          </w:p>
-        </w:tc>
-      </w:tr>
-      <w:tr>
-        <w:tc>
-          <w:tcPr>
-            <w:tcW w:type="dxa" w:w="1813"/>
-            <w:tcMar>
-              <w:top w:w="20" w:type="dxa"/>
-              <w:bottom w:w="20" w:type="dxa"/>
-            </w:tcMar>
-          </w:tcPr>
-          <w:p>
-            <w:pPr>
-              <w:jc w:val="center"/>
-            </w:pPr>
-            <w:r/>
-            <w:r>
-              <w:rPr>
-                <w:rFonts w:ascii="Calibri" w:hAnsi="Calibri" w:cs="Calibri"/>
-                <w:b/>
-                <w:sz w:val="20"/>
-              </w:rPr>
-              <w:t>K</w:t>
-            </w:r>
-          </w:p>
-        </w:tc>
-        <w:tc>
-          <w:tcPr>
-            <w:tcW w:type="dxa" w:w="1813"/>
-            <w:tcMar>
-              <w:top w:w="20" w:type="dxa"/>
-              <w:bottom w:w="20" w:type="dxa"/>
-            </w:tcMar>
-          </w:tcPr>
-          <w:p>
-            <w:pPr>
-              <w:jc w:val="center"/>
-            </w:pPr>
-            <w:r/>
-            <w:r>
-              <w:rPr>
-                <w:rFonts w:ascii="Calibri" w:hAnsi="Calibri" w:cs="Calibri"/>
-                <w:b w:val="0"/>
-                <w:sz w:val="20"/>
-              </w:rPr>
-              <w:t>к</w:t>
-            </w:r>
-          </w:p>
-        </w:tc>
-        <w:tc>
-          <w:tcPr>
-            <w:tcW w:type="dxa" w:w="1813"/>
-            <w:tcMar>
-              <w:top w:w="20" w:type="dxa"/>
-              <w:bottom w:w="20" w:type="dxa"/>
-            </w:tcMar>
-          </w:tcPr>
-          <w:p>
-            <w:pPr>
-              <w:jc w:val="center"/>
-            </w:pPr>
-            <w:r/>
-            <w:r>
-              <w:rPr>
-                <w:rFonts w:ascii="Calibri" w:hAnsi="Calibri" w:cs="Calibri"/>
-                <w:b w:val="0"/>
-                <w:sz w:val="20"/>
-              </w:rPr>
-              <w:t>—</w:t>
-            </w:r>
-          </w:p>
-        </w:tc>
-        <w:tc>
-          <w:tcPr>
-            <w:tcW w:type="dxa" w:w="1813"/>
-            <w:tcMar>
-              <w:top w:w="20" w:type="dxa"/>
-              <w:bottom w:w="20" w:type="dxa"/>
-            </w:tcMar>
-          </w:tcPr>
-          <w:p>
-            <w:pPr>
-              <w:jc w:val="center"/>
-            </w:pPr>
-            <w:r/>
-            <w:r>
-              <w:rPr>
-                <w:rFonts w:ascii="Calibri" w:hAnsi="Calibri" w:cs="Calibri"/>
-                <w:b/>
-                <w:sz w:val="20"/>
-              </w:rPr>
-              <w:t>,</w:t>
-            </w:r>
-          </w:p>
-        </w:tc>
-        <w:tc>
-          <w:tcPr>
-            <w:tcW w:type="dxa" w:w="1813"/>
-            <w:tcMar>
-              <w:top w:w="20" w:type="dxa"/>
-              <w:bottom w:w="20" w:type="dxa"/>
-            </w:tcMar>
-          </w:tcPr>
-          <w:p>
-            <w:pPr>
-              <w:jc w:val="center"/>
-            </w:pPr>
-            <w:r/>
-            <w:r>
-              <w:rPr>
-                <w:rFonts w:ascii="Calibri" w:hAnsi="Calibri" w:cs="Calibri"/>
-                <w:b w:val="0"/>
-                <w:sz w:val="20"/>
-              </w:rPr>
-              <w:t>ъ</w:t>
-            </w:r>
-          </w:p>
-        </w:tc>
-        <w:tc>
-          <w:tcPr>
-            <w:tcW w:type="dxa" w:w="1813"/>
-            <w:tcMar>
-              <w:top w:w="20" w:type="dxa"/>
-              <w:bottom w:w="20" w:type="dxa"/>
-            </w:tcMar>
-          </w:tcPr>
-          <w:p>
-            <w:pPr>
-              <w:jc w:val="center"/>
-            </w:pPr>
-            <w:r/>
-            <w:r>
-              <w:rPr>
-                <w:rFonts w:ascii="Calibri" w:hAnsi="Calibri" w:cs="Calibri"/>
-                <w:b w:val="0"/>
-                <w:sz w:val="20"/>
-              </w:rPr>
-              <w:t>,</w:t>
-            </w:r>
-          </w:p>
-        </w:tc>
-      </w:tr>
-      <w:tr>
-        <w:tc>
-          <w:tcPr>
-            <w:tcW w:type="dxa" w:w="1813"/>
-            <w:tcMar>
-              <w:top w:w="20" w:type="dxa"/>
-              <w:bottom w:w="20" w:type="dxa"/>
-            </w:tcMar>
-          </w:tcPr>
-          <w:p>
-            <w:pPr>
-              <w:jc w:val="center"/>
-            </w:pPr>
-            <w:r/>
-            <w:r>
-              <w:rPr>
-                <w:rFonts w:ascii="Calibri" w:hAnsi="Calibri" w:cs="Calibri"/>
-                <w:b/>
-                <w:sz w:val="20"/>
-              </w:rPr>
-              <w:t>L</w:t>
-            </w:r>
-          </w:p>
-        </w:tc>
-        <w:tc>
-          <w:tcPr>
-            <w:tcW w:type="dxa" w:w="1813"/>
-            <w:tcMar>
-              <w:top w:w="20" w:type="dxa"/>
-              <w:bottom w:w="20" w:type="dxa"/>
-            </w:tcMar>
-          </w:tcPr>
-          <w:p>
-            <w:pPr>
-              <w:jc w:val="center"/>
-            </w:pPr>
-            <w:r/>
-            <w:r>
-              <w:rPr>
-                <w:rFonts w:ascii="Calibri" w:hAnsi="Calibri" w:cs="Calibri"/>
-                <w:b w:val="0"/>
-                <w:sz w:val="20"/>
-              </w:rPr>
-              <w:t>л</w:t>
-            </w:r>
-          </w:p>
-        </w:tc>
-        <w:tc>
-          <w:tcPr>
-            <w:tcW w:type="dxa" w:w="1813"/>
-            <w:tcMar>
-              <w:top w:w="20" w:type="dxa"/>
-              <w:bottom w:w="20" w:type="dxa"/>
-            </w:tcMar>
-          </w:tcPr>
-          <w:p>
-            <w:pPr>
-              <w:jc w:val="center"/>
-            </w:pPr>
-            <w:r/>
-            <w:r>
-              <w:rPr>
-                <w:rFonts w:ascii="Calibri" w:hAnsi="Calibri" w:cs="Calibri"/>
-                <w:b w:val="0"/>
-                <w:sz w:val="20"/>
-              </w:rPr>
-              <w:t>—</w:t>
-            </w:r>
-          </w:p>
-        </w:tc>
-        <w:tc>
-          <w:tcPr>
-            <w:tcW w:type="dxa" w:w="1813"/>
-            <w:tcMar>
-              <w:top w:w="20" w:type="dxa"/>
-              <w:bottom w:w="20" w:type="dxa"/>
-            </w:tcMar>
-          </w:tcPr>
-          <w:p>
-            <w:pPr>
-              <w:jc w:val="center"/>
-            </w:pPr>
-            <w:r/>
-            <w:r>
-              <w:rPr>
-                <w:rFonts w:ascii="Calibri" w:hAnsi="Calibri" w:cs="Calibri"/>
-                <w:b/>
-                <w:sz w:val="20"/>
-              </w:rPr>
-              <w:t>.</w:t>
-            </w:r>
-          </w:p>
-        </w:tc>
-        <w:tc>
-          <w:tcPr>
-            <w:tcW w:type="dxa" w:w="1813"/>
-            <w:tcMar>
-              <w:top w:w="20" w:type="dxa"/>
-              <w:bottom w:w="20" w:type="dxa"/>
-            </w:tcMar>
-          </w:tcPr>
-          <w:p>
-            <w:pPr>
-              <w:jc w:val="center"/>
-            </w:pPr>
-            <w:r/>
-            <w:r>
-              <w:rPr>
-                <w:rFonts w:ascii="Calibri" w:hAnsi="Calibri" w:cs="Calibri"/>
-                <w:b w:val="0"/>
-                <w:sz w:val="20"/>
-              </w:rPr>
-              <w:t>ь</w:t>
-            </w:r>
-          </w:p>
-        </w:tc>
-        <w:tc>
-          <w:tcPr>
-            <w:tcW w:type="dxa" w:w="1813"/>
-            <w:tcMar>
-              <w:top w:w="20" w:type="dxa"/>
-              <w:bottom w:w="20" w:type="dxa"/>
-            </w:tcMar>
-          </w:tcPr>
-          <w:p>
-            <w:pPr>
-              <w:jc w:val="center"/>
-            </w:pPr>
-            <w:r/>
-            <w:r>
-              <w:rPr>
-                <w:rFonts w:ascii="Calibri" w:hAnsi="Calibri" w:cs="Calibri"/>
-                <w:b w:val="0"/>
-                <w:sz w:val="20"/>
-              </w:rPr>
-              <w:t>.</w:t>
-            </w:r>
-          </w:p>
-        </w:tc>
-      </w:tr>
-      <w:tr>
-        <w:tc>
-          <w:tcPr>
-            <w:tcW w:type="dxa" w:w="1813"/>
-            <w:tcMar>
-              <w:top w:w="20" w:type="dxa"/>
-              <w:bottom w:w="20" w:type="dxa"/>
-            </w:tcMar>
-          </w:tcPr>
-          <w:p>
-            <w:pPr>
-              <w:jc w:val="center"/>
-            </w:pPr>
-            <w:r/>
-            <w:r>
-              <w:rPr>
-                <w:rFonts w:ascii="Calibri" w:hAnsi="Calibri" w:cs="Calibri"/>
-                <w:b/>
-                <w:sz w:val="20"/>
-              </w:rPr>
-              <w:t>M</w:t>
-            </w:r>
-          </w:p>
-        </w:tc>
-        <w:tc>
-          <w:tcPr>
-            <w:tcW w:type="dxa" w:w="1813"/>
-            <w:tcMar>
-              <w:top w:w="20" w:type="dxa"/>
-              <w:bottom w:w="20" w:type="dxa"/>
-            </w:tcMar>
-          </w:tcPr>
-          <w:p>
-            <w:pPr>
-              <w:jc w:val="center"/>
-            </w:pPr>
-            <w:r/>
-            <w:r>
-              <w:rPr>
-                <w:rFonts w:ascii="Calibri" w:hAnsi="Calibri" w:cs="Calibri"/>
-                <w:b w:val="0"/>
-                <w:sz w:val="20"/>
-              </w:rPr>
-              <w:t>м</w:t>
-            </w:r>
-          </w:p>
-        </w:tc>
-        <w:tc>
-          <w:tcPr>
-            <w:tcW w:type="dxa" w:w="1813"/>
-            <w:tcMar>
-              <w:top w:w="20" w:type="dxa"/>
-              <w:bottom w:w="20" w:type="dxa"/>
-            </w:tcMar>
-          </w:tcPr>
-          <w:p>
-            <w:pPr>
-              <w:jc w:val="center"/>
-            </w:pPr>
-            <w:r/>
-            <w:r>
-              <w:rPr>
-                <w:rFonts w:ascii="Calibri" w:hAnsi="Calibri" w:cs="Calibri"/>
-                <w:b w:val="0"/>
-                <w:sz w:val="20"/>
-              </w:rPr>
-              <w:t>—</w:t>
-            </w:r>
-          </w:p>
-        </w:tc>
-        <w:tc>
-          <w:tcPr>
-            <w:tcW w:type="dxa" w:w="1813"/>
-            <w:tcMar>
-              <w:top w:w="20" w:type="dxa"/>
-              <w:bottom w:w="20" w:type="dxa"/>
-            </w:tcMar>
-          </w:tcPr>
-          <w:p>
-            <w:pPr>
-              <w:jc w:val="center"/>
-            </w:pPr>
-            <w:r/>
-            <w:r>
-              <w:rPr>
-                <w:rFonts w:ascii="Calibri" w:hAnsi="Calibri" w:cs="Calibri"/>
-                <w:b/>
-                <w:sz w:val="20"/>
-              </w:rPr>
-            </w:r>
-          </w:p>
-        </w:tc>
-        <w:tc>
-          <w:tcPr>
-            <w:tcW w:type="dxa" w:w="1813"/>
-            <w:tcMar>
-              <w:top w:w="20" w:type="dxa"/>
-              <w:bottom w:w="20" w:type="dxa"/>
-            </w:tcMar>
-          </w:tcPr>
-          <w:p>
-            <w:pPr>
-              <w:jc w:val="center"/>
-            </w:pPr>
-            <w:r/>
-            <w:r>
-              <w:rPr>
-                <w:rFonts w:ascii="Calibri" w:hAnsi="Calibri" w:cs="Calibri"/>
-                <w:b w:val="0"/>
-                <w:sz w:val="20"/>
-              </w:rPr>
-            </w:r>
-          </w:p>
-        </w:tc>
-        <w:tc>
-          <w:tcPr>
-            <w:tcW w:type="dxa" w:w="1813"/>
-            <w:tcMar>
-              <w:top w:w="20" w:type="dxa"/>
-              <w:bottom w:w="20" w:type="dxa"/>
-            </w:tcMar>
-          </w:tcPr>
-          <w:p>
-            <w:pPr>
-              <w:jc w:val="center"/>
-            </w:pPr>
-            <w:r/>
-            <w:r>
-              <w:rPr>
-                <w:rFonts w:ascii="Calibri" w:hAnsi="Calibri" w:cs="Calibri"/>
-                <w:b w:val="0"/>
-                <w:sz w:val="20"/>
-              </w:rPr>
+              <w:t>Z=ж</w:t>
             </w:r>
           </w:p>
         </w:tc>
       </w:tr>
     </w:tbl>
-    <w:p/>
     <w:p>
       <w:pPr>
+        <w:spacing w:before="0" w:after="0" w:line="240" w:lineRule="auto"/>
         <w:jc w:val="center"/>
       </w:pPr>
       <w:r>
         <w:rPr>
           <w:rFonts w:ascii="Calibri" w:hAnsi="Calibri" w:cs="Calibri"/>
-          <w:b/>
-          <w:sz w:val="22"/>
+          <w:b w:val="0"/>
+          <w:sz w:val="12"/>
         </w:rPr>
-        <w:t>Заглавные и спецсимволы</w:t>
-      </w:r>
-    </w:p>
-    <w:p>
-      <w:r>
-        <w:rPr>
-          <w:rFonts w:ascii="Calibri" w:hAnsi="Calibri" w:cs="Calibri"/>
-          <w:b w:val="0"/>
-          <w:sz w:val="20"/>
-        </w:rPr>
-        <w:t xml:space="preserve">• </w:t>
-      </w:r>
-      <w:r>
-        <w:rPr>
-          <w:rFonts w:ascii="Calibri" w:hAnsi="Calibri" w:cs="Calibri"/>
-          <w:b/>
-          <w:sz w:val="20"/>
-        </w:rPr>
-        <w:t>Shift + буква</w:t>
-      </w:r>
-      <w:r>
-        <w:rPr>
-          <w:rFonts w:ascii="Calibri" w:hAnsi="Calibri" w:cs="Calibri"/>
-          <w:b w:val="0"/>
-          <w:sz w:val="20"/>
-        </w:rPr>
-        <w:t xml:space="preserve"> → заглавная (А, Б, …)</w:t>
-      </w:r>
-    </w:p>
-    <w:p>
-      <w:r>
-        <w:rPr>
-          <w:rFonts w:ascii="Calibri" w:hAnsi="Calibri" w:cs="Calibri"/>
-          <w:b w:val="0"/>
-          <w:sz w:val="20"/>
-        </w:rPr>
-        <w:t xml:space="preserve">• </w:t>
-      </w:r>
-      <w:r>
-        <w:rPr>
-          <w:rFonts w:ascii="Calibri" w:hAnsi="Calibri" w:cs="Calibri"/>
-          <w:b/>
-          <w:sz w:val="20"/>
-        </w:rPr>
-        <w:t>Ctrl + буква</w:t>
-      </w:r>
-      <w:r>
-        <w:rPr>
-          <w:rFonts w:ascii="Calibri" w:hAnsi="Calibri" w:cs="Calibri"/>
-          <w:b w:val="0"/>
-          <w:sz w:val="20"/>
-        </w:rPr>
-        <w:t xml:space="preserve"> → доп. буква (э, ч, ё, щ, ш, ы, я, ж)</w:t>
-      </w:r>
-    </w:p>
-    <w:p>
-      <w:r>
-        <w:rPr>
-          <w:rFonts w:ascii="Calibri" w:hAnsi="Calibri" w:cs="Calibri"/>
-          <w:b w:val="0"/>
-          <w:sz w:val="20"/>
-        </w:rPr>
-        <w:t xml:space="preserve">• </w:t>
-      </w:r>
-      <w:r>
-        <w:rPr>
-          <w:rFonts w:ascii="Calibri" w:hAnsi="Calibri" w:cs="Calibri"/>
-          <w:b/>
-          <w:sz w:val="20"/>
-        </w:rPr>
-        <w:t>Ctrl Ctrl + буква</w:t>
-      </w:r>
-      <w:r>
-        <w:rPr>
-          <w:rFonts w:ascii="Calibri" w:hAnsi="Calibri" w:cs="Calibri"/>
-          <w:b w:val="0"/>
-          <w:sz w:val="20"/>
-        </w:rPr>
-        <w:t xml:space="preserve"> → ЗАГЛАВНАЯ доп. буква (Э, Ч, Ё, Щ, Ш, Ы, Я, Ж)</w:t>
-      </w:r>
-    </w:p>
-    <w:p>
-      <w:r>
-        <w:rPr>
-          <w:rFonts w:ascii="Calibri" w:hAnsi="Calibri" w:cs="Calibri"/>
-          <w:b w:val="0"/>
-          <w:sz w:val="20"/>
-        </w:rPr>
-        <w:t xml:space="preserve">• </w:t>
-      </w:r>
-      <w:r>
-        <w:rPr>
-          <w:rFonts w:ascii="Calibri" w:hAnsi="Calibri" w:cs="Calibri"/>
-          <w:b/>
-          <w:sz w:val="20"/>
-        </w:rPr>
-        <w:t>«,» = ъ</w:t>
-      </w:r>
-      <w:r>
-        <w:rPr>
-          <w:rFonts w:ascii="Calibri" w:hAnsi="Calibri" w:cs="Calibri"/>
-          <w:b/>
-          <w:sz w:val="20"/>
-        </w:rPr>
-        <w:t xml:space="preserve">    «.» = ь</w:t>
-      </w:r>
-      <w:r>
-        <w:rPr>
-          <w:rFonts w:ascii="Calibri" w:hAnsi="Calibri" w:cs="Calibri"/>
-          <w:b w:val="0"/>
-          <w:sz w:val="20"/>
-        </w:rPr>
-        <w:t xml:space="preserve">    Ctrl+, или Ctrl+. = настоящая запятая/точка</w:t>
-      </w:r>
-    </w:p>
-    <w:p/>
-    <w:p>
-      <w:pPr>
-        <w:jc w:val="center"/>
-      </w:pPr>
-      <w:r>
-        <w:rPr>
-          <w:rFonts w:ascii="Calibri" w:hAnsi="Calibri" w:cs="Calibri"/>
-          <w:b/>
-          <w:sz w:val="22"/>
-        </w:rPr>
-        <w:t>Подсказки</w:t>
-      </w:r>
-    </w:p>
-    <w:p>
-      <w:r>
-        <w:rPr>
-          <w:rFonts w:ascii="Calibri" w:hAnsi="Calibri" w:cs="Calibri"/>
-          <w:b w:val="0"/>
-          <w:sz w:val="18"/>
-        </w:rPr>
-        <w:t>• Q, W, X в РУ режиме = латинские q, w, x (для кодов).</w:t>
-      </w:r>
-    </w:p>
-    <w:p>
-      <w:r>
-        <w:rPr>
-          <w:rFonts w:ascii="Calibri" w:hAnsi="Calibri" w:cs="Calibri"/>
-          <w:b w:val="0"/>
-          <w:sz w:val="18"/>
-        </w:rPr>
-        <w:t>• После перезагрузки терминала всегда EN — нажмите и удерживайте пробел.</w:t>
-      </w:r>
-    </w:p>
-    <w:p>
-      <w:r>
-        <w:rPr>
-          <w:rFonts w:ascii="Calibri" w:hAnsi="Calibri" w:cs="Calibri"/>
-          <w:b w:val="0"/>
-          <w:sz w:val="18"/>
-        </w:rPr>
-        <w:t>• Текущий режим виден в верхней строке состояния («EN» или «РУ»).</w:t>
-      </w:r>
-    </w:p>
-    <w:p>
-      <w:r>
-        <w:rPr>
-          <w:rFonts w:ascii="Calibri" w:hAnsi="Calibri" w:cs="Calibri"/>
-          <w:b w:val="0"/>
-          <w:sz w:val="18"/>
-        </w:rPr>
-        <w:t>• Сканер штрихкодов и все остальные кнопки работают как обычно.</w:t>
-      </w:r>
-    </w:p>
-    <w:p>
-      <w:r>
-        <w:rPr>
-          <w:rFonts w:ascii="Calibri" w:hAnsi="Calibri" w:cs="Calibri"/>
-          <w:b w:val="0"/>
-          <w:sz w:val="18"/>
-        </w:rPr>
-        <w:t>• Экранная клавиатура: ЙЦУКЕН + QWERTY, переключатель «РУ/EN» внизу слева.</w:t>
-      </w:r>
-    </w:p>
-    <w:p>
-      <w:r>
-        <w:rPr>
-          <w:rFonts w:ascii="Calibri" w:hAnsi="Calibri" w:cs="Calibri"/>
-          <w:b w:val="0"/>
-          <w:sz w:val="18"/>
-        </w:rPr>
-        <w:t>• Если выключили двойным пробелом — она останется выключенной до следующего двойного пробела.</w:t>
+        <w:t>Shift+буква = заглавная     v2.0.1</w:t>
       </w:r>
     </w:p>
     <w:sectPr>
-      <w:pgSz w:w="12240" w:h="15840"/>
-      <w:pgMar w:top="567" w:right="680" w:bottom="567" w:left="680" w:header="720" w:footer="720" w:gutter="0"/>
+      <w:pgSz w:w="4819" w:h="3118"/>
+      <w:pgMar w:top="113" w:right="142" w:bottom="113" w:left="142" w:header="720" w:footer="720" w:gutter="0"/>
       <w:cols w:space="720"/>
       <w:docGrid w:linePitch="360"/>
     </w:sectPr>
